--- a/assets/pdf/Hojun_Jeong_CV.docx
+++ b/assets/pdf/Hojun_Jeong_CV.docx
@@ -4,60 +4,48 @@
   <w:body>
     <w:p>
       <w:pPr>
-        <w:widowControl w:val="0"/>
-        <w:spacing w:after="10" w:line="240" w:lineRule="auto"/>
+        <w:pStyle w:val="CVTitle"/>
       </w:pPr>
       <w:r>
-        <w:rPr>
-          <w:rFonts w:eastAsia="Times New Roman"/>
-          <w:b/>
-          <w:sz w:val="40"/>
-        </w:rPr>
         <w:t>Hojun Jeong</w:t>
       </w:r>
     </w:p>
     <w:p>
       <w:pPr>
-        <w:widowControl w:val="0"/>
-        <w:spacing w:after="56" w:line="240" w:lineRule="auto"/>
+        <w:pStyle w:val="CVContact"/>
       </w:pPr>
       <w:hyperlink r:id="rId6">
         <w:r>
           <w:rPr>
-            <w:rFonts w:eastAsia="Times New Roman"/>
-            <w:szCs w:val="19"/>
+            <w:color w:val="1B5480"/>
+            <w:sz w:val="19"/>
+            <w:u w:val="single"/>
           </w:rPr>
           <w:t>wjdghwns12@gachon.ac.kr</w:t>
         </w:r>
       </w:hyperlink>
       <w:r>
-        <w:rPr>
-          <w:rFonts w:eastAsia="Times New Roman"/>
-          <w:sz w:val="21"/>
-        </w:rPr>
         <w:t xml:space="preserve">  |  </w:t>
       </w:r>
       <w:hyperlink r:id="rId7">
         <w:r>
           <w:rPr>
-            <w:rFonts w:eastAsia="Times New Roman"/>
-            <w:szCs w:val="19"/>
+            <w:color w:val="1B5480"/>
+            <w:sz w:val="19"/>
+            <w:u w:val="single"/>
           </w:rPr>
           <w:t>Personal Website</w:t>
         </w:r>
       </w:hyperlink>
       <w:r>
-        <w:rPr>
-          <w:rFonts w:eastAsia="Times New Roman"/>
-          <w:sz w:val="21"/>
-        </w:rPr>
         <w:t xml:space="preserve">  |  </w:t>
       </w:r>
       <w:hyperlink r:id="rId8">
         <w:r>
           <w:rPr>
-            <w:rFonts w:eastAsia="Times New Roman"/>
-            <w:szCs w:val="19"/>
+            <w:color w:val="1B5480"/>
+            <w:sz w:val="19"/>
+            <w:u w:val="single"/>
           </w:rPr>
           <w:t>GitHub</w:t>
         </w:r>
@@ -65,50 +53,31 @@
     </w:p>
     <w:p>
       <w:pPr>
-        <w:keepNext/>
-        <w:widowControl w:val="0"/>
+        <w:pStyle w:val="CVSection"/>
         <w:pBdr>
-          <w:bottom w:val="single" w:sz="5" w:space="1" w:color="7F7F7F"/>
+          <w:bottom w:val="single" w:sz="4" w:space="1" w:color="9DA8B3"/>
         </w:pBdr>
-        <w:spacing w:before="110" w:after="44" w:line="240" w:lineRule="auto"/>
       </w:pPr>
       <w:r>
-        <w:rPr>
-          <w:rFonts w:eastAsia="Times New Roman"/>
-          <w:b/>
-          <w:sz w:val="23"/>
-        </w:rPr>
         <w:t>RESEARCH INTERESTS</w:t>
       </w:r>
     </w:p>
     <w:p>
       <w:pPr>
-        <w:widowControl w:val="0"/>
-        <w:spacing w:after="24" w:line="240" w:lineRule="auto"/>
+        <w:pStyle w:val="CVDetail"/>
       </w:pPr>
       <w:r>
-        <w:rPr>
-          <w:rFonts w:eastAsia="Times New Roman"/>
-          <w:sz w:val="21"/>
-        </w:rPr>
-        <w:t>Knowledge Editing; Sequential and Continual Learning; Catastrophic Forgetting; Post-Training Knowledge Dynamics; Representation Dynamics and Mechanistic Interpretability</w:t>
+        <w:t>Knowledge Editing; Knowledge Retention and Forgetting; Sequential Model Updates; Representation Dynamics; Mechanistic Interpretability</w:t>
       </w:r>
     </w:p>
     <w:p>
       <w:pPr>
-        <w:keepNext/>
-        <w:widowControl w:val="0"/>
+        <w:pStyle w:val="CVSection"/>
         <w:pBdr>
-          <w:bottom w:val="single" w:sz="5" w:space="1" w:color="7F7F7F"/>
+          <w:bottom w:val="single" w:sz="4" w:space="1" w:color="9DA8B3"/>
         </w:pBdr>
-        <w:spacing w:before="110" w:after="44" w:line="240" w:lineRule="auto"/>
       </w:pPr>
       <w:r>
-        <w:rPr>
-          <w:rFonts w:eastAsia="Times New Roman"/>
-          <w:b/>
-          <w:sz w:val="23"/>
-        </w:rPr>
         <w:t>EDUCATION</w:t>
       </w:r>
     </w:p>
@@ -119,69 +88,43 @@
         <w:tblLook w:val="04A0" w:firstRow="1" w:lastRow="0" w:firstColumn="1" w:lastColumn="0" w:noHBand="0" w:noVBand="1"/>
       </w:tblPr>
       <w:tblGrid>
-        <w:gridCol w:w="5141"/>
-        <w:gridCol w:w="5141"/>
+        <w:gridCol w:w="7488"/>
+        <w:gridCol w:w="2664"/>
       </w:tblGrid>
       <w:tr>
+        <w:trPr>
+          <w:cantSplit/>
+        </w:trPr>
         <w:tc>
           <w:tcPr>
-            <w:tcW w:w="5141" w:type="dxa"/>
-            <w:tcBorders>
-              <w:top w:val="nil"/>
-              <w:left w:val="nil"/>
-              <w:bottom w:val="nil"/>
-              <w:right w:val="nil"/>
-            </w:tcBorders>
-            <w:tcMar>
-              <w:top w:w="0" w:type="dxa"/>
-              <w:left w:w="0" w:type="dxa"/>
-              <w:bottom w:w="0" w:type="dxa"/>
-              <w:right w:w="0" w:type="dxa"/>
-            </w:tcMar>
+            <w:tcW w:w="7488" w:type="dxa"/>
           </w:tcPr>
           <w:p>
             <w:pPr>
-              <w:keepNext/>
-              <w:spacing w:line="240" w:lineRule="auto"/>
+              <w:pStyle w:val="CVDetail"/>
             </w:pPr>
             <w:r>
               <w:rPr>
-                <w:rFonts w:eastAsia="Times New Roman"/>
                 <w:b/>
-                <w:sz w:val="21"/>
               </w:rPr>
-              <w:t>Gachon University - M.S. in AI Software, Artificial Intelligence</w:t>
+              <w:t>Gachon University</w:t>
+            </w:r>
+            <w:r>
+              <w:t xml:space="preserve"> — M.S. in AI Software (Artificial Intelligence)</w:t>
             </w:r>
           </w:p>
         </w:tc>
         <w:tc>
           <w:tcPr>
-            <w:tcW w:w="5141" w:type="dxa"/>
-            <w:tcBorders>
-              <w:top w:val="nil"/>
-              <w:left w:val="nil"/>
-              <w:bottom w:val="nil"/>
-              <w:right w:val="nil"/>
-            </w:tcBorders>
-            <w:tcMar>
-              <w:top w:w="0" w:type="dxa"/>
-              <w:left w:w="0" w:type="dxa"/>
-              <w:bottom w:w="0" w:type="dxa"/>
-              <w:right w:w="0" w:type="dxa"/>
-            </w:tcMar>
+            <w:tcW w:w="2664" w:type="dxa"/>
           </w:tcPr>
           <w:p>
             <w:pPr>
-              <w:keepNext/>
-              <w:spacing w:line="240" w:lineRule="auto"/>
+              <w:pStyle w:val="CVDetail"/>
               <w:jc w:val="right"/>
             </w:pPr>
             <w:r>
-              <w:rPr>
-                <w:rFonts w:eastAsia="Times New Roman"/>
-                <w:sz w:val="21"/>
-              </w:rPr>
-              <w:t>Mar. 2025 - Present</w:t>
+              <w:t>Mar. 2025 – Present</w:t>
             </w:r>
           </w:p>
         </w:tc>
@@ -189,54 +132,10 @@
     </w:tbl>
     <w:p>
       <w:pPr>
-        <w:keepNext/>
-        <w:widowControl w:val="0"/>
-        <w:spacing w:after="6" w:line="240" w:lineRule="auto"/>
+        <w:pStyle w:val="CVDetail"/>
       </w:pPr>
       <w:r>
-        <w:rPr>
-          <w:rFonts w:eastAsia="Times New Roman"/>
-          <w:i/>
-          <w:sz w:val="21"/>
-        </w:rPr>
-        <w:t>Advisor: Prof. Sangwoo Kang</w:t>
-      </w:r>
-      <w:r>
-        <w:rPr>
-          <w:rFonts w:eastAsia="Times New Roman"/>
-          <w:sz w:val="21"/>
-        </w:rPr>
-        <w:t xml:space="preserve">  |  GPA: 4.3 / 4.5</w:t>
-      </w:r>
-    </w:p>
-    <w:p>
-      <w:pPr>
-        <w:keepLines/>
-        <w:widowControl w:val="0"/>
-        <w:spacing w:after="14" w:line="240" w:lineRule="auto"/>
-        <w:ind w:left="230" w:hanging="187"/>
-      </w:pPr>
-      <w:r>
-        <w:rPr>
-          <w:rFonts w:eastAsia="Times New Roman"/>
-          <w:sz w:val="21"/>
-        </w:rPr>
-        <w:t xml:space="preserve">• </w:t>
-      </w:r>
-      <w:r>
-        <w:rPr>
-          <w:rFonts w:eastAsia="Times New Roman"/>
-          <w:b/>
-          <w:sz w:val="21"/>
-        </w:rPr>
-        <w:t xml:space="preserve">Research Focus: </w:t>
-      </w:r>
-      <w:r>
-        <w:rPr>
-          <w:rFonts w:eastAsia="Times New Roman"/>
-          <w:sz w:val="21"/>
-        </w:rPr>
-        <w:t>Knowledge Editing, Continual Learning, Catastrophic Forgetting, and Representation Dynamics</w:t>
+        <w:t>Advisor: Prof. Sangwoo Kang   |   GPA: 4.3 / 4.5</w:t>
       </w:r>
     </w:p>
     <w:tbl>
@@ -246,69 +145,43 @@
         <w:tblLook w:val="04A0" w:firstRow="1" w:lastRow="0" w:firstColumn="1" w:lastColumn="0" w:noHBand="0" w:noVBand="1"/>
       </w:tblPr>
       <w:tblGrid>
-        <w:gridCol w:w="5141"/>
-        <w:gridCol w:w="5141"/>
+        <w:gridCol w:w="7488"/>
+        <w:gridCol w:w="2664"/>
       </w:tblGrid>
       <w:tr>
+        <w:trPr>
+          <w:cantSplit/>
+        </w:trPr>
         <w:tc>
           <w:tcPr>
-            <w:tcW w:w="5141" w:type="dxa"/>
-            <w:tcBorders>
-              <w:top w:val="nil"/>
-              <w:left w:val="nil"/>
-              <w:bottom w:val="nil"/>
-              <w:right w:val="nil"/>
-            </w:tcBorders>
-            <w:tcMar>
-              <w:top w:w="0" w:type="dxa"/>
-              <w:left w:w="0" w:type="dxa"/>
-              <w:bottom w:w="0" w:type="dxa"/>
-              <w:right w:w="0" w:type="dxa"/>
-            </w:tcMar>
+            <w:tcW w:w="7488" w:type="dxa"/>
           </w:tcPr>
           <w:p>
             <w:pPr>
-              <w:keepNext/>
-              <w:spacing w:line="240" w:lineRule="auto"/>
+              <w:pStyle w:val="CVDetail"/>
             </w:pPr>
             <w:r>
               <w:rPr>
-                <w:rFonts w:eastAsia="Times New Roman"/>
                 <w:b/>
-                <w:sz w:val="21"/>
               </w:rPr>
-              <w:t>Gachon University - B.S. in AI Software, Artificial Intelligence</w:t>
+              <w:t>Gachon University</w:t>
+            </w:r>
+            <w:r>
+              <w:t xml:space="preserve"> — B.S. in AI Software (Artificial Intelligence)</w:t>
             </w:r>
           </w:p>
         </w:tc>
         <w:tc>
           <w:tcPr>
-            <w:tcW w:w="5141" w:type="dxa"/>
-            <w:tcBorders>
-              <w:top w:val="nil"/>
-              <w:left w:val="nil"/>
-              <w:bottom w:val="nil"/>
-              <w:right w:val="nil"/>
-            </w:tcBorders>
-            <w:tcMar>
-              <w:top w:w="0" w:type="dxa"/>
-              <w:left w:w="0" w:type="dxa"/>
-              <w:bottom w:w="0" w:type="dxa"/>
-              <w:right w:w="0" w:type="dxa"/>
-            </w:tcMar>
+            <w:tcW w:w="2664" w:type="dxa"/>
           </w:tcPr>
           <w:p>
             <w:pPr>
-              <w:keepNext/>
-              <w:spacing w:line="240" w:lineRule="auto"/>
+              <w:pStyle w:val="CVDetail"/>
               <w:jc w:val="right"/>
             </w:pPr>
             <w:r>
-              <w:rPr>
-                <w:rFonts w:eastAsia="Times New Roman"/>
-                <w:sz w:val="21"/>
-              </w:rPr>
-              <w:t>Mar. 2023 - Feb. 2025</w:t>
+              <w:t>Mar. 2023 – Feb. 2025</w:t>
             </w:r>
           </w:p>
         </w:tc>
@@ -316,16 +189,9 @@
     </w:tbl>
     <w:p>
       <w:pPr>
-        <w:keepNext/>
-        <w:widowControl w:val="0"/>
-        <w:spacing w:after="6" w:line="240" w:lineRule="auto"/>
+        <w:pStyle w:val="CVDetail"/>
       </w:pPr>
       <w:r>
-        <w:rPr>
-          <w:rFonts w:eastAsia="Times New Roman"/>
-          <w:i/>
-          <w:sz w:val="21"/>
-        </w:rPr>
         <w:t>GPA: 3.6 / 4.5</w:t>
       </w:r>
     </w:p>
@@ -336,69 +202,43 @@
         <w:tblLook w:val="04A0" w:firstRow="1" w:lastRow="0" w:firstColumn="1" w:lastColumn="0" w:noHBand="0" w:noVBand="1"/>
       </w:tblPr>
       <w:tblGrid>
-        <w:gridCol w:w="5141"/>
-        <w:gridCol w:w="5141"/>
+        <w:gridCol w:w="7488"/>
+        <w:gridCol w:w="2664"/>
       </w:tblGrid>
       <w:tr>
+        <w:trPr>
+          <w:cantSplit/>
+        </w:trPr>
         <w:tc>
           <w:tcPr>
-            <w:tcW w:w="5141" w:type="dxa"/>
-            <w:tcBorders>
-              <w:top w:val="nil"/>
-              <w:left w:val="nil"/>
-              <w:bottom w:val="nil"/>
-              <w:right w:val="nil"/>
-            </w:tcBorders>
-            <w:tcMar>
-              <w:top w:w="0" w:type="dxa"/>
-              <w:left w:w="0" w:type="dxa"/>
-              <w:bottom w:w="0" w:type="dxa"/>
-              <w:right w:w="0" w:type="dxa"/>
-            </w:tcMar>
+            <w:tcW w:w="7488" w:type="dxa"/>
           </w:tcPr>
           <w:p>
             <w:pPr>
-              <w:keepNext/>
-              <w:spacing w:line="240" w:lineRule="auto"/>
+              <w:pStyle w:val="CVDetail"/>
             </w:pPr>
             <w:r>
               <w:rPr>
-                <w:rFonts w:eastAsia="Times New Roman"/>
                 <w:b/>
-                <w:sz w:val="21"/>
               </w:rPr>
-              <w:t>Dongguk University - Coursework in Computer Engineering</w:t>
+              <w:t>Dongguk University</w:t>
+            </w:r>
+            <w:r>
+              <w:t xml:space="preserve"> — Coursework in Computer Engineering</w:t>
             </w:r>
           </w:p>
         </w:tc>
         <w:tc>
           <w:tcPr>
-            <w:tcW w:w="5141" w:type="dxa"/>
-            <w:tcBorders>
-              <w:top w:val="nil"/>
-              <w:left w:val="nil"/>
-              <w:bottom w:val="nil"/>
-              <w:right w:val="nil"/>
-            </w:tcBorders>
-            <w:tcMar>
-              <w:top w:w="0" w:type="dxa"/>
-              <w:left w:w="0" w:type="dxa"/>
-              <w:bottom w:w="0" w:type="dxa"/>
-              <w:right w:w="0" w:type="dxa"/>
-            </w:tcMar>
+            <w:tcW w:w="2664" w:type="dxa"/>
           </w:tcPr>
           <w:p>
             <w:pPr>
-              <w:keepNext/>
-              <w:spacing w:line="240" w:lineRule="auto"/>
+              <w:pStyle w:val="CVDetail"/>
               <w:jc w:val="right"/>
             </w:pPr>
             <w:r>
-              <w:rPr>
-                <w:rFonts w:eastAsia="Times New Roman"/>
-                <w:sz w:val="21"/>
-              </w:rPr>
-              <w:t>Mar. 2018 - Feb. 2023</w:t>
+              <w:t>Mar. 2018 – Feb. 2023</w:t>
             </w:r>
           </w:p>
         </w:tc>
@@ -406,127 +246,76 @@
     </w:tbl>
     <w:p>
       <w:pPr>
-        <w:keepNext/>
-        <w:widowControl w:val="0"/>
-        <w:spacing w:after="6" w:line="240" w:lineRule="auto"/>
+        <w:pStyle w:val="CVDetail"/>
       </w:pPr>
       <w:r>
-        <w:rPr>
-          <w:rFonts w:eastAsia="Times New Roman"/>
-          <w:i/>
-          <w:sz w:val="21"/>
-        </w:rPr>
         <w:t>Transferred to Gachon University</w:t>
       </w:r>
     </w:p>
     <w:p>
       <w:pPr>
-        <w:keepNext/>
-        <w:widowControl w:val="0"/>
+        <w:pStyle w:val="CVSection"/>
         <w:pBdr>
-          <w:bottom w:val="single" w:sz="5" w:space="1" w:color="7F7F7F"/>
+          <w:bottom w:val="single" w:sz="4" w:space="1" w:color="9DA8B3"/>
         </w:pBdr>
-        <w:spacing w:before="110" w:after="44" w:line="240" w:lineRule="auto"/>
       </w:pPr>
       <w:r>
-        <w:rPr>
-          <w:rFonts w:eastAsia="Times New Roman"/>
-          <w:b/>
-          <w:sz w:val="23"/>
-        </w:rPr>
-        <w:t>PUBLICATIONS</w:t>
+        <w:t>PUBLICATIONS AND MANUSCRIPTS</w:t>
       </w:r>
     </w:p>
     <w:p>
       <w:pPr>
-        <w:keepNext/>
-        <w:widowControl w:val="0"/>
-        <w:spacing w:before="40" w:after="16" w:line="240" w:lineRule="auto"/>
+        <w:pStyle w:val="CVSubheading"/>
       </w:pPr>
       <w:r>
-        <w:rPr>
-          <w:rFonts w:eastAsia="Times New Roman"/>
-          <w:b/>
-          <w:i/>
-          <w:sz w:val="21"/>
-        </w:rPr>
-        <w:t>International Conference Publications</w:t>
+        <w:t>Peer-Reviewed International Conference</w:t>
       </w:r>
     </w:p>
     <w:p>
       <w:pPr>
-        <w:widowControl w:val="0"/>
-        <w:spacing w:after="14" w:line="240" w:lineRule="auto"/>
+        <w:pStyle w:val="CVDetail"/>
       </w:pPr>
       <w:r>
         <w:rPr>
-          <w:rFonts w:eastAsia="Times New Roman"/>
           <w:b/>
-          <w:sz w:val="21"/>
         </w:rPr>
         <w:t>*Hojun Jeong</w:t>
       </w:r>
       <w:r>
-        <w:rPr>
-          <w:rFonts w:eastAsia="Times New Roman"/>
-          <w:sz w:val="21"/>
-        </w:rPr>
-        <w:t>, *Gyunye</w:t>
+        <w:t xml:space="preserve">, *Gyunyeop Kim, and Sangwoo Kang. </w:t>
       </w:r>
       <w:r>
         <w:rPr>
-          <w:rFonts w:eastAsia="맑은 고딕" w:hint="eastAsia"/>
-          <w:sz w:val="21"/>
-          <w:lang w:eastAsia="ko-KR"/>
+          <w:b/>
         </w:rPr>
-        <w:t>op</w:t>
+        <w:t xml:space="preserve">“KLOD: Locality-Preserving Knowledge Editing via Non-Target Distribution Preservation.” </w:t>
       </w:r>
       <w:r>
         <w:rPr>
-          <w:rFonts w:eastAsia="Times New Roman"/>
-          <w:sz w:val="21"/>
+          <w:i/>
         </w:rPr>
-        <w:t xml:space="preserve"> Kim, and Sangwoo Kang. “</w:t>
+        <w:t xml:space="preserve">Findings of the Association for Computational Linguistics: EMNLP 2026. </w:t>
       </w:r>
       <w:r>
-        <w:rPr>
-          <w:rFonts w:eastAsia="Times New Roman"/>
-          <w:b/>
-          <w:sz w:val="21"/>
-        </w:rPr>
-        <w:t>KLOD: Locality-Preserving Knowledge Editing via Non-Target Distribution Preservation</w:t>
+        <w:t xml:space="preserve">Accepted / to appear.  </w:t>
       </w:r>
-      <w:r>
-        <w:rPr>
-          <w:rFonts w:eastAsia="Times New Roman"/>
-          <w:sz w:val="21"/>
-        </w:rPr>
-        <w:t>.” Findings of the Association for Computational Linguistics: EMNLP 2026. To appear.</w:t>
-      </w:r>
-      <w:r>
-        <w:t xml:space="preserve"> </w:t>
-      </w:r>
-      <w:hyperlink r:id="rId11">
+      <w:hyperlink r:id="rId9">
         <w:r>
           <w:rPr>
-            <w:color w:val="0563C1"/>
+            <w:color w:val="1B5480"/>
             <w:u w:val="single"/>
-            <w:sz w:val="21"/>
-            <w:szCs w:val="21"/>
           </w:rPr>
-          <w:t>[PDF]</w:t>
+          <w:t>[Paper]</w:t>
         </w:r>
       </w:hyperlink>
       <w:r>
-        <w:t xml:space="preserve"> </w:t>
+        <w:t xml:space="preserve">  </w:t>
       </w:r>
-      <w:hyperlink r:id="rId12">
+      <w:hyperlink r:id="rId10">
         <w:r>
           <w:rPr>
-            <w:color w:val="0563C1"/>
+            <w:color w:val="1B5480"/>
             <w:u w:val="single"/>
-            <w:sz w:val="21"/>
-            <w:szCs w:val="21"/>
           </w:rPr>
           <w:t>[Code]</w:t>
         </w:r>
@@ -534,205 +323,132 @@
     </w:p>
     <w:p>
       <w:pPr>
-        <w:widowControl w:val="0"/>
-        <w:spacing w:after="16" w:line="240" w:lineRule="auto"/>
-        <w:ind w:left="173"/>
+        <w:pStyle w:val="CVSubheading"/>
+        <w:rPr>
+          <w:rFonts w:eastAsia="맑은 고딕" w:hint="eastAsia"/>
+          <w:lang w:eastAsia="ko-KR"/>
+        </w:rPr>
+      </w:pPr>
+      <w:r>
+        <w:t>Manuscripts Under Review</w:t>
+      </w:r>
+    </w:p>
+    <w:p>
+      <w:pPr>
+        <w:pStyle w:val="CVDetail"/>
       </w:pPr>
       <w:r>
         <w:rPr>
-          <w:rFonts w:eastAsia="Times New Roman"/>
-          <w:i/>
-          <w:sz w:val="21"/>
+          <w:b/>
         </w:rPr>
+        <w:t>*Hojun Jeong</w:t>
+      </w:r>
+      <w:r>
+        <w:t xml:space="preserve">, *Gyunyeop Kim, and Sangwoo Kang. </w:t>
+      </w:r>
+      <w:r>
+        <w:rPr>
+          <w:b/>
+        </w:rPr>
+        <w:t xml:space="preserve">“Probability-Lift Fine-Tuning for Knowledge Editing: Target-Token Prior as a Signal of Update Demand.” </w:t>
+      </w:r>
+      <w:r>
+        <w:t>Under review at Expert Systems with Applications.</w:t>
+      </w:r>
+    </w:p>
+    <w:p>
+      <w:pPr>
+        <w:pStyle w:val="CVDetail"/>
+      </w:pPr>
+      <w:r>
+        <w:rPr>
+          <w:b/>
+        </w:rPr>
+        <w:t>Hojun Jeong</w:t>
+      </w:r>
+      <w:r>
+        <w:t xml:space="preserve">, and Sangwoo Kang. </w:t>
+      </w:r>
+      <w:r>
+        <w:rPr>
+          <w:b/>
+        </w:rPr>
+        <w:t xml:space="preserve">“Beyond Norm Growth: A Geometric Decomposition of Hidden-State Drift in Sequential Knowledge Editing.” </w:t>
+      </w:r>
+      <w:r>
+        <w:t>Under review at an MDPI journal.</w:t>
+      </w:r>
+    </w:p>
+    <w:p>
+      <w:pPr>
+        <w:pStyle w:val="CVNote"/>
+      </w:pPr>
+      <w:r>
         <w:t>* Equal contribution.</w:t>
       </w:r>
     </w:p>
     <w:p>
       <w:pPr>
-        <w:keepNext/>
-        <w:widowControl w:val="0"/>
-        <w:spacing w:before="40" w:after="16" w:line="240" w:lineRule="auto"/>
+        <w:pStyle w:val="CVSubheading"/>
       </w:pPr>
       <w:r>
-        <w:rPr>
-          <w:rFonts w:eastAsia="Times New Roman"/>
-          <w:b/>
-          <w:i/>
-          <w:sz w:val="21"/>
-        </w:rPr>
-        <w:t>Manuscript Under Review</w:t>
-      </w:r>
-    </w:p>
-    <w:p>
-      <w:pPr>
-        <w:widowControl w:val="0"/>
-        <w:spacing w:after="6" w:line="240" w:lineRule="auto"/>
-      </w:pPr>
-      <w:r>
-        <w:rPr>
-          <w:rFonts w:eastAsia="Times New Roman"/>
-          <w:b/>
-          <w:sz w:val="21"/>
-        </w:rPr>
-        <w:t>*Hojun Jeong</w:t>
-      </w:r>
-      <w:r>
-        <w:rPr>
-          <w:rFonts w:eastAsia="Times New Roman"/>
-          <w:sz w:val="21"/>
-        </w:rPr>
-        <w:t>, *Gyunye</w:t>
-      </w:r>
-      <w:r>
-        <w:rPr>
-          <w:rFonts w:eastAsia="맑은 고딕" w:hint="eastAsia"/>
-          <w:sz w:val="21"/>
-          <w:lang w:eastAsia="ko-KR"/>
-        </w:rPr>
-        <w:t>op</w:t>
-      </w:r>
-      <w:r>
-        <w:rPr>
-          <w:rFonts w:eastAsia="Times New Roman"/>
-          <w:sz w:val="21"/>
-        </w:rPr>
-        <w:t xml:space="preserve"> Kim, and Sangwoo Kang. “</w:t>
-      </w:r>
-      <w:r>
-        <w:rPr>
-          <w:rFonts w:eastAsia="Times New Roman"/>
-          <w:b/>
-          <w:sz w:val="21"/>
-        </w:rPr>
-        <w:t>Target-Token Prior as a Predictor of Forgetting in Fine-Tuning-Based Knowledge Editing</w:t>
-      </w:r>
-      <w:r>
-        <w:rPr>
-          <w:rFonts w:eastAsia="Times New Roman"/>
-          <w:sz w:val="21"/>
-        </w:rPr>
-        <w:t>.” ACL Rolling Review, May 2026 cycle. Under review.</w:t>
-      </w:r>
-    </w:p>
-    <w:p>
-      <w:pPr>
-        <w:keepNext/>
-        <w:widowControl w:val="0"/>
-        <w:spacing w:before="40" w:after="16" w:line="240" w:lineRule="auto"/>
-      </w:pPr>
-      <w:r>
-        <w:rPr>
-          <w:rFonts w:eastAsia="Times New Roman"/>
-          <w:b/>
-          <w:i/>
-          <w:sz w:val="21"/>
-        </w:rPr>
         <w:t>Domestic Conference Publications</w:t>
       </w:r>
     </w:p>
     <w:p>
       <w:pPr>
-        <w:widowControl w:val="0"/>
-        <w:spacing w:after="12" w:line="240" w:lineRule="auto"/>
+        <w:pStyle w:val="CVDetail"/>
       </w:pPr>
       <w:r>
         <w:rPr>
-          <w:rFonts w:eastAsia="Times New Roman"/>
           <w:b/>
-          <w:sz w:val="21"/>
         </w:rPr>
         <w:t>Hojun Jeong</w:t>
       </w:r>
       <w:r>
-        <w:rPr>
-          <w:rFonts w:eastAsia="Times New Roman"/>
-          <w:sz w:val="21"/>
-        </w:rPr>
-        <w:t xml:space="preserve"> and Sangwoo Kang. “</w:t>
+        <w:t xml:space="preserve">, and Sangwoo Kang. </w:t>
       </w:r>
       <w:r>
         <w:rPr>
-          <w:rFonts w:eastAsia="Times New Roman"/>
           <w:b/>
-          <w:sz w:val="21"/>
         </w:rPr>
-        <w:t>A Verify-Refine Hybrid for Dialogue Summarization with Topic Segmentation and Keypoint Coverage</w:t>
+        <w:t xml:space="preserve">“A Verify-Refine Hybrid for Dialogue Summarization with Topic Segmentation and Keypoint Coverage.” </w:t>
       </w:r>
       <w:r>
-        <w:rPr>
-          <w:rFonts w:eastAsia="Times New Roman"/>
-          <w:sz w:val="21"/>
-        </w:rPr>
-        <w:t xml:space="preserve">.” In Proceedings of the 37th Annual Conference on Human and Language Technology (HCLT 2025), pp. 359-364, October 2025. </w:t>
-      </w:r>
-      <w:r>
-        <w:rPr>
-          <w:rFonts w:eastAsia="Times New Roman"/>
-          <w:i/>
-          <w:sz w:val="21"/>
-        </w:rPr>
-        <w:t>[Paper in Korean]</w:t>
+        <w:t>HCLT 2025, pp. 359–364, Oct. 2025. [In Korean]</w:t>
       </w:r>
     </w:p>
     <w:p>
       <w:pPr>
-        <w:widowControl w:val="0"/>
-        <w:spacing w:after="12" w:line="240" w:lineRule="auto"/>
+        <w:pStyle w:val="CVDetail"/>
       </w:pPr>
       <w:r>
         <w:rPr>
-          <w:rFonts w:eastAsia="Times New Roman"/>
           <w:b/>
-          <w:sz w:val="21"/>
         </w:rPr>
         <w:t>Hojun Jeong</w:t>
       </w:r>
       <w:r>
-        <w:rPr>
-          <w:rFonts w:eastAsia="Times New Roman"/>
-          <w:sz w:val="21"/>
-        </w:rPr>
-        <w:t xml:space="preserve"> and Sangwoo Kang. “</w:t>
+        <w:t xml:space="preserve">, and Sangwoo Kang. </w:t>
       </w:r>
       <w:r>
         <w:rPr>
-          <w:rFonts w:eastAsia="Times New Roman"/>
           <w:b/>
-          <w:sz w:val="21"/>
         </w:rPr>
-        <w:t>Structured Zero-Shot Prompts through Rule-Based Intent Analysis for Dialogue Summarization</w:t>
+        <w:t xml:space="preserve">“Structured Zero-Shot Prompts through Rule-Based Intent Analysis for Dialogue Summarization.” </w:t>
       </w:r>
       <w:r>
-        <w:rPr>
-          <w:rFonts w:eastAsia="Times New Roman"/>
-          <w:sz w:val="21"/>
-        </w:rPr>
-        <w:t xml:space="preserve">.” In Proceedings of the Korea Computer Congress (KCC 2025), July 2025. </w:t>
-      </w:r>
-      <w:r>
-        <w:rPr>
-          <w:rFonts w:eastAsia="Times New Roman"/>
-          <w:i/>
-          <w:sz w:val="21"/>
-        </w:rPr>
-        <w:t>[Paper in Korean]</w:t>
+        <w:t>Korea Computer Congress (KCC 2025), July 2025. [In Korean]</w:t>
       </w:r>
     </w:p>
     <w:p>
       <w:pPr>
-        <w:keepNext/>
-        <w:widowControl w:val="0"/>
+        <w:pStyle w:val="CVSection"/>
         <w:pBdr>
-          <w:bottom w:val="single" w:sz="5" w:space="1" w:color="7F7F7F"/>
+          <w:bottom w:val="single" w:sz="4" w:space="1" w:color="9DA8B3"/>
         </w:pBdr>
-        <w:spacing w:before="110" w:after="44" w:line="240" w:lineRule="auto"/>
       </w:pPr>
       <w:r>
-        <w:rPr>
-          <w:rFonts w:eastAsia="Times New Roman"/>
-          <w:b/>
-          <w:sz w:val="23"/>
-        </w:rPr>
         <w:t>RESEARCH EXPERIENCE</w:t>
       </w:r>
     </w:p>
@@ -743,69 +459,40 @@
         <w:tblLook w:val="04A0" w:firstRow="1" w:lastRow="0" w:firstColumn="1" w:lastColumn="0" w:noHBand="0" w:noVBand="1"/>
       </w:tblPr>
       <w:tblGrid>
-        <w:gridCol w:w="5141"/>
-        <w:gridCol w:w="5141"/>
+        <w:gridCol w:w="5083"/>
+        <w:gridCol w:w="5083"/>
       </w:tblGrid>
       <w:tr>
+        <w:trPr>
+          <w:cantSplit/>
+        </w:trPr>
         <w:tc>
           <w:tcPr>
-            <w:tcW w:w="5141" w:type="dxa"/>
-            <w:tcBorders>
-              <w:top w:val="nil"/>
-              <w:left w:val="nil"/>
-              <w:bottom w:val="nil"/>
-              <w:right w:val="nil"/>
-            </w:tcBorders>
-            <w:tcMar>
-              <w:top w:w="0" w:type="dxa"/>
-              <w:left w:w="0" w:type="dxa"/>
-              <w:bottom w:w="0" w:type="dxa"/>
-              <w:right w:w="0" w:type="dxa"/>
-            </w:tcMar>
+            <w:tcW w:w="5083" w:type="dxa"/>
           </w:tcPr>
           <w:p>
             <w:pPr>
-              <w:keepNext/>
-              <w:spacing w:line="240" w:lineRule="auto"/>
+              <w:pStyle w:val="CVDetail"/>
             </w:pPr>
             <w:r>
               <w:rPr>
-                <w:rFonts w:eastAsia="Times New Roman"/>
                 <w:b/>
-                <w:sz w:val="21"/>
               </w:rPr>
-              <w:t>Graduate Research Student, NLP / AI Lab, Gachon University</w:t>
+              <w:t>Graduate Research Student, ISNLP Lab, Gachon University</w:t>
             </w:r>
           </w:p>
         </w:tc>
         <w:tc>
           <w:tcPr>
-            <w:tcW w:w="5141" w:type="dxa"/>
-            <w:tcBorders>
-              <w:top w:val="nil"/>
-              <w:left w:val="nil"/>
-              <w:bottom w:val="nil"/>
-              <w:right w:val="nil"/>
-            </w:tcBorders>
-            <w:tcMar>
-              <w:top w:w="0" w:type="dxa"/>
-              <w:left w:w="0" w:type="dxa"/>
-              <w:bottom w:w="0" w:type="dxa"/>
-              <w:right w:w="0" w:type="dxa"/>
-            </w:tcMar>
+            <w:tcW w:w="5083" w:type="dxa"/>
           </w:tcPr>
           <w:p>
             <w:pPr>
-              <w:keepNext/>
-              <w:spacing w:line="240" w:lineRule="auto"/>
+              <w:pStyle w:val="CVDetail"/>
               <w:jc w:val="right"/>
             </w:pPr>
             <w:r>
-              <w:rPr>
-                <w:rFonts w:eastAsia="Times New Roman"/>
-                <w:sz w:val="21"/>
-              </w:rPr>
-              <w:t>Mar. 2025 - Present</w:t>
+              <w:t>Mar. 2025 – Present</w:t>
             </w:r>
           </w:p>
         </w:tc>
@@ -813,255 +500,141 @@
     </w:tbl>
     <w:p>
       <w:pPr>
-        <w:keepNext/>
-        <w:widowControl w:val="0"/>
-        <w:spacing w:after="6" w:line="240" w:lineRule="auto"/>
+        <w:pStyle w:val="CVDetail"/>
       </w:pPr>
       <w:r>
         <w:rPr>
-          <w:rFonts w:eastAsia="Times New Roman"/>
           <w:i/>
-          <w:sz w:val="21"/>
         </w:rPr>
-        <w:t>Advisor: Prof. Sangwoo Kang</w:t>
+        <w:t xml:space="preserve">Advisor: </w:t>
+      </w:r>
+      <w:r>
+        <w:t>Prof. Sangwoo Kang</w:t>
       </w:r>
     </w:p>
     <w:p>
       <w:pPr>
-        <w:widowControl w:val="0"/>
-        <w:spacing w:after="8" w:line="240" w:lineRule="auto"/>
+        <w:pStyle w:val="CVProject"/>
       </w:pPr>
       <w:r>
-        <w:rPr>
-          <w:rFonts w:eastAsia="Times New Roman"/>
-          <w:b/>
-          <w:sz w:val="21"/>
-        </w:rPr>
-        <w:t>KLOD: Locality-Preserving Knowledge Editing via Non-Target Distribution Preservation</w:t>
+        <w:t>KLOD — Locality-Preserving Sequential Knowledge Editing  |  EMNLP 2026 Findings</w:t>
       </w:r>
     </w:p>
     <w:p>
       <w:pPr>
-        <w:keepLines/>
-        <w:widowControl w:val="0"/>
-        <w:spacing w:after="10" w:line="240" w:lineRule="auto"/>
-        <w:ind w:left="230" w:hanging="187"/>
+        <w:pStyle w:val="CVBullet"/>
       </w:pPr>
       <w:r>
-        <w:rPr>
-          <w:rFonts w:eastAsia="Times New Roman"/>
-          <w:sz w:val="21"/>
-        </w:rPr>
-        <w:t>• Identified an objective-level mismatch in standard cross-entropy editing: target probability can increase while non-target token distributions drift, causing accumulated locality degradation under sequential updates.</w:t>
+        <w:t>•  Identified unintended drift in non-target output distributions under cross-entropy editing and designed bounded target logit-odds optimization with distribution-preserving KL constraints.</w:t>
       </w:r>
     </w:p>
     <w:p>
       <w:pPr>
-        <w:keepLines/>
-        <w:widowControl w:val="0"/>
-        <w:spacing w:after="10" w:line="240" w:lineRule="auto"/>
-        <w:ind w:left="230" w:hanging="187"/>
+        <w:pStyle w:val="CVBullet"/>
       </w:pPr>
       <w:r>
-        <w:rPr>
-          <w:rFonts w:eastAsia="Times New Roman"/>
-          <w:sz w:val="21"/>
-        </w:rPr>
-        <w:t>• Proposed KLOD, combining bounded target logit-odds optimization with KL preservation of the target-excluded non-target distribution and the full next-token distribution at prefix positions.</w:t>
+        <w:t>•  Led implementation, baselines, experimental design, and ablations across two backbones and two datasets; evaluated sequential editing up to 150,000 edits.</w:t>
       </w:r>
     </w:p>
     <w:p>
       <w:pPr>
-        <w:keepLines/>
-        <w:widowControl w:val="0"/>
-        <w:spacing w:after="10" w:line="240" w:lineRule="auto"/>
-        <w:ind w:left="230" w:hanging="187"/>
+        <w:pStyle w:val="CVBullet"/>
       </w:pPr>
       <w:r>
-        <w:rPr>
-          <w:rFonts w:eastAsia="Times New Roman"/>
-          <w:sz w:val="21"/>
-        </w:rPr>
-        <w:t>• Led method development, implementation, baseline selection, experimental design, and ablation studies across two backbones and two benchmarks, including 3,000-edit sequential protocols and scaling experiments up to 150,000 edits.</w:t>
+        <w:t>•  On LLaMA-3-8B-Instruct / CounterFact, improved locality from 1.87 to 44.75 while retaining 99.70 reliability; on zsRE, achieved 86.47 locality and 99.89 reliability.</w:t>
       </w:r>
     </w:p>
     <w:p>
       <w:pPr>
-        <w:keepLines/>
-        <w:widowControl w:val="0"/>
-        <w:spacing w:line="240" w:lineRule="auto"/>
-        <w:ind w:left="230" w:hanging="187"/>
+        <w:pStyle w:val="CVSection"/>
+        <w:pageBreakBefore/>
+        <w:pBdr>
+          <w:bottom w:val="single" w:sz="4" w:space="1" w:color="9DA8B3"/>
+        </w:pBdr>
       </w:pPr>
       <w:r>
-        <w:rPr>
-          <w:rFonts w:eastAsia="Times New Roman"/>
-          <w:sz w:val="21"/>
-        </w:rPr>
-        <w:t xml:space="preserve">• On LLaMA3-8B-Instruct/CounterFact, improved Locality from </w:t>
-      </w:r>
-      <w:r>
-        <w:rPr>
-          <w:rFonts w:eastAsia="Times New Roman"/>
-          <w:b/>
-          <w:sz w:val="21"/>
-        </w:rPr>
-        <w:t>1.87 to 44.75</w:t>
-      </w:r>
-      <w:r>
-        <w:rPr>
-          <w:rFonts w:eastAsia="Times New Roman"/>
-          <w:sz w:val="21"/>
-        </w:rPr>
-        <w:t xml:space="preserve"> while maintaining </w:t>
-      </w:r>
-      <w:r>
-        <w:rPr>
-          <w:rFonts w:eastAsia="Times New Roman"/>
-          <w:b/>
-          <w:sz w:val="21"/>
-        </w:rPr>
-        <w:t>99.70 Reliability</w:t>
-      </w:r>
-      <w:r>
-        <w:rPr>
-          <w:rFonts w:eastAsia="Times New Roman"/>
-          <w:sz w:val="21"/>
-        </w:rPr>
-        <w:t>; on ZsRE, achieved 86.47 Locality with 99.89 Reliability. Distribution-KL analyses identified target-excluded non-target preservation as the main source of locality gains.</w:t>
+        <w:lastRenderedPageBreak/>
+        <w:t>RESEARCH EXPERIENCE (CONTINUED)</w:t>
       </w:r>
     </w:p>
     <w:p>
       <w:pPr>
-        <w:widowControl w:val="0"/>
-        <w:spacing w:after="8" w:line="240" w:lineRule="auto"/>
+        <w:pStyle w:val="CVProject"/>
       </w:pPr>
       <w:r>
-        <w:rPr>
-          <w:rFonts w:eastAsia="Times New Roman"/>
-          <w:b/>
-          <w:sz w:val="21"/>
-        </w:rPr>
-        <w:t>Target-Token Prior as a Predictor of Forgetting in Fine-Tuning-Based Knowledge Editing</w:t>
+        <w:t>PLFT-KE — Target-Prior-Aware Fine-Tuning for Knowledge Editing  |  Under review</w:t>
       </w:r>
     </w:p>
     <w:p>
       <w:pPr>
-        <w:keepLines/>
-        <w:widowControl w:val="0"/>
-        <w:spacing w:after="10" w:line="240" w:lineRule="auto"/>
-        <w:ind w:left="230" w:hanging="187"/>
+        <w:pStyle w:val="CVBullet"/>
       </w:pPr>
       <w:r>
-        <w:rPr>
-          <w:rFonts w:eastAsia="Times New Roman"/>
-          <w:sz w:val="21"/>
-        </w:rPr>
-        <w:t>• Extended an initial diagnostic observation into a controlled synthetic biography study with 50,000 pre-training and 50,000 fine-tuning individuals across five prior-based bins; target-token NLL separated forgetting trajectories more consistently than generic output confidence.</w:t>
+        <w:t>•  Studied forgetting in a controlled synthetic biography setting (50K pre-training and 50K fine-tuning individuals); found target-token prior more informative than general output-token confidence in that setting.</w:t>
       </w:r>
     </w:p>
     <w:p>
       <w:pPr>
-        <w:keepLines/>
-        <w:widowControl w:val="0"/>
-        <w:spacing w:after="10" w:line="240" w:lineRule="auto"/>
-        <w:ind w:left="230" w:hanging="187"/>
+        <w:pStyle w:val="CVBullet"/>
       </w:pPr>
       <w:r>
-        <w:rPr>
-          <w:rFonts w:eastAsia="Times New Roman"/>
-          <w:sz w:val="21"/>
-        </w:rPr>
-        <w:t>• Proposed PLFT-KE, a two-stage prior-aware warm start that optimizes a latent probability lift on a frozen model, materializes it as a rank-1 parameter initialization, and consolidates the edit with standard fine-tuning.</w:t>
+        <w:t>•  Developed a two-stage probability-lift initialization: optimize a latent shift with the model frozen, convert it into a rank-1 weight update, then consolidate with standard fine-tuning.</w:t>
       </w:r>
     </w:p>
     <w:p>
       <w:pPr>
-        <w:keepLines/>
-        <w:widowControl w:val="0"/>
-        <w:spacing w:after="10" w:line="240" w:lineRule="auto"/>
-        <w:ind w:left="230" w:hanging="187"/>
+        <w:pStyle w:val="CVBullet"/>
       </w:pPr>
       <w:r>
-        <w:rPr>
-          <w:rFonts w:eastAsia="Times New Roman"/>
-          <w:sz w:val="21"/>
-        </w:rPr>
-        <w:lastRenderedPageBreak/>
-        <w:t>• Led post-diagnosis method development, implementation, baseline selection, experimental design, and analysis on CounterFact and ZsRE with Qwen2.5-7B and LLaMA-3.2-1B/3B.</w:t>
+        <w:t>•  On LLaMA-3.2-3B / CounterFact, improved FT-M score from 58.43 to 72.41 and specificity from 33.55 to 59.40; examined weaker and heterogeneous gains in long sequential editing.</w:t>
       </w:r>
     </w:p>
     <w:p>
       <w:pPr>
-        <w:keepLines/>
-        <w:widowControl w:val="0"/>
-        <w:spacing w:line="240" w:lineRule="auto"/>
-        <w:ind w:left="230" w:hanging="187"/>
+        <w:pStyle w:val="CVProject"/>
       </w:pPr>
       <w:r>
-        <w:rPr>
-          <w:rFonts w:eastAsia="Times New Roman"/>
-          <w:sz w:val="21"/>
-        </w:rPr>
-        <w:t xml:space="preserve">• On LLaMA-3.2-3B/CounterFact, improved overall Score from </w:t>
-      </w:r>
-      <w:r>
-        <w:rPr>
-          <w:rFonts w:eastAsia="Times New Roman"/>
-          <w:b/>
-          <w:sz w:val="21"/>
-        </w:rPr>
-        <w:t>58.43 to 72.41</w:t>
-      </w:r>
-      <w:r>
-        <w:rPr>
-          <w:rFonts w:eastAsia="Times New Roman"/>
-          <w:sz w:val="21"/>
-        </w:rPr>
-        <w:t>, Generalization from 41.75 to 57.83, and Specificity from 33.55 to 59.40; gains reached 31.4 specificity points in the lowest-prior bin. Stress-tested 2,000 sequential edits, identifying accumulated-update limits that motivated KLOD.</w:t>
+        <w:t>Beyond Norm Growth — Geometric Analysis of Hidden-State Drift  |  Under review</w:t>
       </w:r>
     </w:p>
     <w:p>
       <w:pPr>
-        <w:widowControl w:val="0"/>
-        <w:spacing w:after="8" w:line="240" w:lineRule="auto"/>
+        <w:pStyle w:val="CVBullet"/>
       </w:pPr>
       <w:r>
-        <w:rPr>
-          <w:rFonts w:eastAsia="Times New Roman"/>
-          <w:b/>
-          <w:sz w:val="21"/>
-        </w:rPr>
-        <w:t>Ongoing Research: Early-Stage Forgetting and Layer-Wise Transformation</w:t>
+        <w:t>•  Decomposed Base-relative hidden-state displacement into parallel and orthogonal components, distinguishing representation drift from scalar norm growth across models, datasets, and editing conditions.</w:t>
       </w:r>
     </w:p>
     <w:p>
       <w:pPr>
-        <w:keepLines/>
-        <w:widowControl w:val="0"/>
-        <w:spacing w:after="10" w:line="240" w:lineRule="auto"/>
-        <w:ind w:left="230" w:hanging="187"/>
+        <w:pStyle w:val="CVBullet"/>
       </w:pPr>
       <w:r>
-        <w:rPr>
-          <w:rFonts w:eastAsia="Times New Roman"/>
-          <w:sz w:val="21"/>
-        </w:rPr>
-        <w:t>• Investigating why severe forgetting is concentrated in the earliest stages of fine-tuning, including under distribution-preserving objectives.</w:t>
+        <w:t>•  Observed ~98.7–99.3% checkpoint-median orthogonal displacement-energy share at the measured boundary; tested controlled hidden-state interventions against same-final-norm parallel controls.</w:t>
       </w:r>
     </w:p>
     <w:p>
       <w:pPr>
-        <w:keepLines/>
-        <w:widowControl w:val="0"/>
-        <w:spacing w:after="18" w:line="240" w:lineRule="auto"/>
-        <w:ind w:left="230" w:hanging="187"/>
+        <w:pStyle w:val="CVBullet"/>
       </w:pPr>
       <w:r>
-        <w:rPr>
-          <w:rFonts w:eastAsia="Times New Roman"/>
-          <w:sz w:val="21"/>
-        </w:rPr>
-        <w:t>• Analyzing layer-wise transformations from rotational and scaling perspectives to connect representation subspaces, predictive distributions, and computational pathways used to express knowledge.</w:t>
+        <w:t>•  For 34 eligible endpoint states, 25% orthogonal reduction produced mean changes of +0.729 pp locality and +0.333 pp teacher-forced efficacy, with heterogeneous effects across states.</w:t>
+      </w:r>
+    </w:p>
+    <w:p>
+      <w:pPr>
+        <w:pStyle w:val="CVProject"/>
+      </w:pPr>
+      <w:r>
+        <w:t>Ongoing Research — Early-Stage Forgetting and Layer-Wise Transformations</w:t>
+      </w:r>
+    </w:p>
+    <w:p>
+      <w:pPr>
+        <w:pStyle w:val="CVBullet"/>
+      </w:pPr>
+      <w:r>
+        <w:t>•  Investigating early fine-tuning forgetting and layer-wise rotational/scaling changes to connect representation subspaces, output distributions, and factual recall.</w:t>
       </w:r>
     </w:p>
     <w:tbl>
@@ -1071,36 +644,24 @@
         <w:tblLook w:val="04A0" w:firstRow="1" w:lastRow="0" w:firstColumn="1" w:lastColumn="0" w:noHBand="0" w:noVBand="1"/>
       </w:tblPr>
       <w:tblGrid>
-        <w:gridCol w:w="5141"/>
-        <w:gridCol w:w="5141"/>
+        <w:gridCol w:w="5083"/>
+        <w:gridCol w:w="5083"/>
       </w:tblGrid>
       <w:tr>
+        <w:trPr>
+          <w:cantSplit/>
+        </w:trPr>
         <w:tc>
           <w:tcPr>
-            <w:tcW w:w="5141" w:type="dxa"/>
-            <w:tcBorders>
-              <w:top w:val="nil"/>
-              <w:left w:val="nil"/>
-              <w:bottom w:val="nil"/>
-              <w:right w:val="nil"/>
-            </w:tcBorders>
-            <w:tcMar>
-              <w:top w:w="0" w:type="dxa"/>
-              <w:left w:w="0" w:type="dxa"/>
-              <w:bottom w:w="0" w:type="dxa"/>
-              <w:right w:w="0" w:type="dxa"/>
-            </w:tcMar>
+            <w:tcW w:w="5083" w:type="dxa"/>
           </w:tcPr>
           <w:p>
             <w:pPr>
-              <w:keepNext/>
-              <w:spacing w:line="240" w:lineRule="auto"/>
+              <w:pStyle w:val="CVDetail"/>
             </w:pPr>
             <w:r>
               <w:rPr>
-                <w:rFonts w:eastAsia="Times New Roman"/>
                 <w:b/>
-                <w:sz w:val="21"/>
               </w:rPr>
               <w:t>Research Assistant, NLP / AI Lab, Gachon University</w:t>
             </w:r>
@@ -1108,32 +669,15 @@
         </w:tc>
         <w:tc>
           <w:tcPr>
-            <w:tcW w:w="5141" w:type="dxa"/>
-            <w:tcBorders>
-              <w:top w:val="nil"/>
-              <w:left w:val="nil"/>
-              <w:bottom w:val="nil"/>
-              <w:right w:val="nil"/>
-            </w:tcBorders>
-            <w:tcMar>
-              <w:top w:w="0" w:type="dxa"/>
-              <w:left w:w="0" w:type="dxa"/>
-              <w:bottom w:w="0" w:type="dxa"/>
-              <w:right w:w="0" w:type="dxa"/>
-            </w:tcMar>
+            <w:tcW w:w="5083" w:type="dxa"/>
           </w:tcPr>
           <w:p>
             <w:pPr>
-              <w:keepNext/>
-              <w:spacing w:line="240" w:lineRule="auto"/>
+              <w:pStyle w:val="CVDetail"/>
               <w:jc w:val="right"/>
             </w:pPr>
             <w:r>
-              <w:rPr>
-                <w:rFonts w:eastAsia="Times New Roman"/>
-                <w:sz w:val="21"/>
-              </w:rPr>
-              <w:t>Sep. 2023 - Feb. 2025</w:t>
+              <w:t>Sep. 2023 – Feb. 2025</w:t>
             </w:r>
           </w:p>
         </w:tc>
@@ -1141,274 +685,132 @@
     </w:tbl>
     <w:p>
       <w:pPr>
-        <w:keepNext/>
-        <w:widowControl w:val="0"/>
-        <w:spacing w:after="6" w:line="240" w:lineRule="auto"/>
+        <w:pStyle w:val="CVDetail"/>
       </w:pPr>
       <w:r>
         <w:rPr>
-          <w:rFonts w:eastAsia="Times New Roman"/>
           <w:i/>
-          <w:sz w:val="21"/>
         </w:rPr>
-        <w:t>Advisor: Prof. Sangwoo Kang</w:t>
+        <w:t xml:space="preserve">Advisor: </w:t>
+      </w:r>
+      <w:r>
+        <w:t>Prof. Sangwoo Kang</w:t>
       </w:r>
     </w:p>
     <w:p>
       <w:pPr>
-        <w:keepLines/>
-        <w:widowControl w:val="0"/>
-        <w:spacing w:after="10" w:line="240" w:lineRule="auto"/>
-        <w:ind w:left="230" w:hanging="187"/>
+        <w:pStyle w:val="CVBullet"/>
       </w:pPr>
       <w:r>
-        <w:rPr>
-          <w:rFonts w:eastAsia="Times New Roman"/>
-          <w:sz w:val="21"/>
-        </w:rPr>
-        <w:t>• Conducted research on dialogue summarization and knowledge editing for large language models; implemented fine-tuning, prompting, and evaluation pipelines using PyTorch and Hugging Face Transformers.</w:t>
+        <w:t>•  Developed fine-tuning, prompting, and evaluation pipelines for dialogue summarization and knowledge editing; contributed to Korean conference publications.</w:t>
       </w:r>
     </w:p>
     <w:p>
       <w:pPr>
-        <w:keepLines/>
-        <w:widowControl w:val="0"/>
-        <w:spacing w:after="16" w:line="240" w:lineRule="auto"/>
-        <w:ind w:left="230" w:hanging="187"/>
+        <w:pStyle w:val="CVSection"/>
+        <w:pBdr>
+          <w:bottom w:val="single" w:sz="4" w:space="1" w:color="9DA8B3"/>
+        </w:pBdr>
       </w:pPr>
       <w:r>
-        <w:rPr>
-          <w:rFonts w:eastAsia="Times New Roman"/>
-          <w:sz w:val="21"/>
-        </w:rPr>
-        <w:t>• Contributed to manuscript preparation, research presentations, and regular laboratory seminars.</w:t>
-      </w:r>
-    </w:p>
-    <w:p>
-      <w:pPr>
-        <w:keepNext/>
-        <w:widowControl w:val="0"/>
-        <w:pBdr>
-          <w:bottom w:val="single" w:sz="5" w:space="1" w:color="7F7F7F"/>
-        </w:pBdr>
-        <w:spacing w:before="110" w:after="44" w:line="240" w:lineRule="auto"/>
-      </w:pPr>
-      <w:r>
-        <w:rPr>
-          <w:rFonts w:eastAsia="Times New Roman"/>
-          <w:b/>
-          <w:sz w:val="23"/>
-        </w:rPr>
         <w:t>AWARDS AND HONORS</w:t>
       </w:r>
     </w:p>
     <w:p>
       <w:pPr>
-        <w:widowControl w:val="0"/>
-        <w:spacing w:after="16" w:line="240" w:lineRule="auto"/>
+        <w:pStyle w:val="CVDetail"/>
       </w:pPr>
       <w:r>
         <w:rPr>
-          <w:rFonts w:eastAsia="Times New Roman"/>
           <w:b/>
-          <w:sz w:val="21"/>
         </w:rPr>
-        <w:t>Outstanding Presentation Paper Award, HCLT 2025</w:t>
+        <w:t>Outstanding Presentation Paper Award</w:t>
       </w:r>
       <w:r>
-        <w:rPr>
-          <w:rFonts w:eastAsia="Times New Roman"/>
-          <w:sz w:val="21"/>
-        </w:rPr>
-        <w:t>, October 2025. Awarded for “A Verify-Refine Hybrid for Dialogue Summarization with Topic Segmentation and Keypoint Coverage.”</w:t>
+        <w:t>, HCLT 2025 (Oct. 2025), for “A Verify-Refine Hybrid for Dialogue Summarization with Topic Segmentation and Keypoint Coverage.”</w:t>
       </w:r>
     </w:p>
     <w:p>
       <w:pPr>
-        <w:keepNext/>
-        <w:widowControl w:val="0"/>
+        <w:pStyle w:val="CVSection"/>
         <w:pBdr>
-          <w:bottom w:val="single" w:sz="5" w:space="1" w:color="7F7F7F"/>
+          <w:bottom w:val="single" w:sz="4" w:space="1" w:color="9DA8B3"/>
         </w:pBdr>
-        <w:spacing w:before="110" w:after="44" w:line="240" w:lineRule="auto"/>
       </w:pPr>
       <w:r>
-        <w:rPr>
-          <w:rFonts w:eastAsia="Times New Roman"/>
-          <w:b/>
-          <w:sz w:val="23"/>
-        </w:rPr>
         <w:t>PRESENTATIONS</w:t>
       </w:r>
     </w:p>
     <w:p>
       <w:pPr>
-        <w:widowControl w:val="0"/>
-        <w:spacing w:after="10" w:line="240" w:lineRule="auto"/>
+        <w:pStyle w:val="CVDetail"/>
       </w:pPr>
       <w:r>
         <w:rPr>
-          <w:rFonts w:eastAsia="Times New Roman"/>
           <w:b/>
-          <w:sz w:val="21"/>
         </w:rPr>
-        <w:t>“A Verify-Refine Hybrid for Dialogue Summarization with Topic Segmentation and Keypoint Coverage.”</w:t>
+        <w:t>HCLT 2025</w:t>
       </w:r>
       <w:r>
-        <w:rPr>
-          <w:rFonts w:eastAsia="Times New Roman"/>
-          <w:sz w:val="21"/>
-        </w:rPr>
-        <w:t xml:space="preserve"> Oral Presentation, HCLT 2025, October 2025.</w:t>
+        <w:t xml:space="preserve"> — Oral presentation, “A Verify-Refine Hybrid for Dialogue Summarization with Topic Segmentation and Keypoint Coverage.”</w:t>
       </w:r>
     </w:p>
     <w:p>
       <w:pPr>
-        <w:widowControl w:val="0"/>
-        <w:spacing w:after="16" w:line="240" w:lineRule="auto"/>
+        <w:pStyle w:val="CVDetail"/>
       </w:pPr>
       <w:r>
         <w:rPr>
-          <w:rFonts w:eastAsia="Times New Roman"/>
           <w:b/>
-          <w:sz w:val="21"/>
         </w:rPr>
-        <w:t>“Structured Zero-Shot Prompts through Rule-Based Intent Analysis for Dialogue Summarization.”</w:t>
+        <w:t>KCC 2025</w:t>
       </w:r>
       <w:r>
-        <w:rPr>
-          <w:rFonts w:eastAsia="Times New Roman"/>
-          <w:sz w:val="21"/>
-        </w:rPr>
-        <w:t xml:space="preserve"> Poster Presentation, KCC 2025, July 2025.</w:t>
+        <w:t xml:space="preserve"> — Poster presentation, “Structured Zero-Shot Prompts through Rule-Based Intent Analysis for Dialogue Summarization.”</w:t>
       </w:r>
     </w:p>
     <w:p>
       <w:pPr>
-        <w:keepNext/>
-        <w:widowControl w:val="0"/>
+        <w:pStyle w:val="CVSection"/>
         <w:pBdr>
-          <w:bottom w:val="single" w:sz="5" w:space="1" w:color="7F7F7F"/>
+          <w:bottom w:val="single" w:sz="4" w:space="1" w:color="9DA8B3"/>
         </w:pBdr>
-        <w:spacing w:before="110" w:after="44" w:line="240" w:lineRule="auto"/>
       </w:pPr>
       <w:r>
-        <w:rPr>
-          <w:rFonts w:eastAsia="Times New Roman"/>
-          <w:b/>
-          <w:sz w:val="23"/>
-        </w:rPr>
-        <w:t>PROFESSIONAL SKILLS</w:t>
+        <w:t>TECHNICAL SKILLS</w:t>
       </w:r>
     </w:p>
     <w:p>
       <w:pPr>
-        <w:widowControl w:val="0"/>
-        <w:spacing w:after="7" w:line="240" w:lineRule="auto"/>
+        <w:pStyle w:val="CVDetail"/>
       </w:pPr>
       <w:r>
         <w:rPr>
-          <w:rFonts w:eastAsia="Times New Roman"/>
           <w:b/>
-          <w:sz w:val="21"/>
         </w:rPr>
-        <w:t xml:space="preserve">Programming: </w:t>
+        <w:t xml:space="preserve">Programming and Tools: </w:t>
       </w:r>
       <w:r>
-        <w:rPr>
-          <w:rFonts w:eastAsia="Times New Roman"/>
-          <w:sz w:val="21"/>
-        </w:rPr>
-        <w:t>Python; Java and C (working familiarity)</w:t>
+        <w:t>Python, PyTorch, Hugging Face Transformers, EasyEdit, Git, Linux, LaTeX; NumPy, Pandas, Matplotlib.</w:t>
       </w:r>
     </w:p>
     <w:p>
       <w:pPr>
-        <w:widowControl w:val="0"/>
-        <w:spacing w:after="7" w:line="240" w:lineRule="auto"/>
+        <w:pStyle w:val="CVDetail"/>
       </w:pPr>
       <w:r>
         <w:rPr>
-          <w:rFonts w:eastAsia="Times New Roman"/>
           <w:b/>
-          <w:sz w:val="21"/>
-        </w:rPr>
-        <w:t xml:space="preserve">ML &amp; Data Analytics: </w:t>
-      </w:r>
-      <w:r>
-        <w:rPr>
-          <w:rFonts w:eastAsia="Times New Roman"/>
-          <w:sz w:val="21"/>
-        </w:rPr>
-        <w:t>PyTorch; TensorFlow; Keras; Pandas; NumPy; Matplotlib; Hugging Face Transformers; LangChain; EasyEdit</w:t>
-      </w:r>
-    </w:p>
-    <w:p>
-      <w:pPr>
-        <w:widowControl w:val="0"/>
-        <w:spacing w:after="7" w:line="240" w:lineRule="auto"/>
-      </w:pPr>
-      <w:r>
-        <w:rPr>
-          <w:rFonts w:eastAsia="Times New Roman"/>
-          <w:b/>
-          <w:sz w:val="21"/>
-        </w:rPr>
-        <w:t xml:space="preserve">Platforms &amp; Tools: </w:t>
-      </w:r>
-      <w:r>
-        <w:rPr>
-          <w:rFonts w:eastAsia="Times New Roman"/>
-          <w:sz w:val="21"/>
-        </w:rPr>
-        <w:t>Git; Linux; LaTeX</w:t>
-      </w:r>
-    </w:p>
-    <w:p>
-      <w:pPr>
-        <w:widowControl w:val="0"/>
-        <w:spacing w:after="7" w:line="240" w:lineRule="auto"/>
-      </w:pPr>
-      <w:r>
-        <w:rPr>
-          <w:rFonts w:eastAsia="Times New Roman"/>
-          <w:b/>
-          <w:sz w:val="21"/>
         </w:rPr>
         <w:t xml:space="preserve">Research Methods: </w:t>
       </w:r>
       <w:r>
-        <w:rPr>
-          <w:rFonts w:eastAsia="Times New Roman"/>
-          <w:sz w:val="21"/>
-        </w:rPr>
-        <w:t>Supervised and Localized Fine-Tuning; Knowledge Editing; Sequential and Continual Learning; KL-Regularized Training; Token-Level Probability and Output-Distribution Analysis; Ablation Study Design; Language-Model Evaluation</w:t>
-      </w:r>
-    </w:p>
-    <w:p>
-      <w:pPr>
-        <w:widowControl w:val="0"/>
-        <w:spacing w:after="4" w:line="240" w:lineRule="auto"/>
-      </w:pPr>
-      <w:r>
-        <w:rPr>
-          <w:rFonts w:eastAsia="Times New Roman"/>
-          <w:b/>
-          <w:sz w:val="21"/>
-        </w:rPr>
-        <w:t xml:space="preserve">Languages: </w:t>
-      </w:r>
-      <w:r>
-        <w:rPr>
-          <w:rFonts w:eastAsia="Times New Roman"/>
-          <w:sz w:val="21"/>
-        </w:rPr>
-        <w:t>Korean (native); English (academic reading and writing)</w:t>
+        <w:t>Knowledge editing, localized fine-tuning, KL-based regularization, representation analysis, sequential evaluation, ablation studies.</w:t>
       </w:r>
     </w:p>
     <w:sectPr>
       <w:pgSz w:w="12240" w:h="15840"/>
-      <w:pgMar w:top="936" w:right="1080" w:bottom="936" w:left="1080" w:header="360" w:footer="360" w:gutter="0"/>
+      <w:pgMar w:top="922" w:right="1037" w:bottom="878" w:left="1037" w:header="360" w:footer="403" w:gutter="0"/>
       <w:cols w:space="720"/>
       <w:docGrid w:linePitch="360"/>
     </w:sectPr>
@@ -1589,31 +991,31 @@
       </w:rPr>
     </w:lvl>
   </w:abstractNum>
-  <w:num w:numId="1" w16cid:durableId="1750931313">
+  <w:num w:numId="1" w16cid:durableId="225797684">
     <w:abstractNumId w:val="8"/>
   </w:num>
-  <w:num w:numId="2" w16cid:durableId="131990429">
+  <w:num w:numId="2" w16cid:durableId="1870681704">
     <w:abstractNumId w:val="6"/>
   </w:num>
-  <w:num w:numId="3" w16cid:durableId="881594953">
+  <w:num w:numId="3" w16cid:durableId="308483894">
     <w:abstractNumId w:val="5"/>
   </w:num>
-  <w:num w:numId="4" w16cid:durableId="1610166183">
+  <w:num w:numId="4" w16cid:durableId="1580948181">
     <w:abstractNumId w:val="4"/>
   </w:num>
-  <w:num w:numId="5" w16cid:durableId="1616059041">
+  <w:num w:numId="5" w16cid:durableId="1909268557">
     <w:abstractNumId w:val="7"/>
   </w:num>
-  <w:num w:numId="6" w16cid:durableId="1050764222">
+  <w:num w:numId="6" w16cid:durableId="1998147616">
     <w:abstractNumId w:val="3"/>
   </w:num>
-  <w:num w:numId="7" w16cid:durableId="988482353">
+  <w:num w:numId="7" w16cid:durableId="748039649">
     <w:abstractNumId w:val="2"/>
   </w:num>
-  <w:num w:numId="8" w16cid:durableId="903098895">
+  <w:num w:numId="8" w16cid:durableId="1923106013">
     <w:abstractNumId w:val="1"/>
   </w:num>
-  <w:num w:numId="9" w16cid:durableId="1564876082">
+  <w:num w:numId="9" w16cid:durableId="897479618">
     <w:abstractNumId w:val="0"/>
   </w:num>
 </w:numbering>
@@ -2010,10 +1412,11 @@
     <w:qFormat/>
     <w:rsid w:val="00FC693F"/>
     <w:pPr>
-      <w:spacing w:after="0"/>
+      <w:spacing w:after="0" w:line="257" w:lineRule="auto"/>
     </w:pPr>
     <w:rPr>
       <w:rFonts w:ascii="Times New Roman" w:hAnsi="Times New Roman"/>
+      <w:color w:val="191D22"/>
       <w:sz w:val="19"/>
     </w:rPr>
   </w:style>
@@ -13005,6 +12408,94 @@
         <w:shd w:val="clear" w:color="auto" w:fill="FBCAA2" w:themeFill="accent6" w:themeFillTint="7F"/>
       </w:tcPr>
     </w:tblStylePr>
+  </w:style>
+  <w:style w:type="paragraph" w:customStyle="1" w:styleId="CVTitle">
+    <w:name w:val="CV Title"/>
+    <w:basedOn w:val="a1"/>
+    <w:pPr>
+      <w:spacing w:after="20"/>
+    </w:pPr>
+    <w:rPr>
+      <w:b/>
+      <w:sz w:val="40"/>
+    </w:rPr>
+  </w:style>
+  <w:style w:type="paragraph" w:customStyle="1" w:styleId="CVContact">
+    <w:name w:val="CV Contact"/>
+    <w:basedOn w:val="a1"/>
+    <w:pPr>
+      <w:spacing w:after="140"/>
+    </w:pPr>
+    <w:rPr>
+      <w:sz w:val="18"/>
+    </w:rPr>
+  </w:style>
+  <w:style w:type="paragraph" w:customStyle="1" w:styleId="CVSection">
+    <w:name w:val="CV Section"/>
+    <w:basedOn w:val="a1"/>
+    <w:pPr>
+      <w:keepNext/>
+      <w:spacing w:before="140" w:after="60"/>
+    </w:pPr>
+    <w:rPr>
+      <w:b/>
+      <w:color w:val="203447"/>
+      <w:sz w:val="21"/>
+    </w:rPr>
+  </w:style>
+  <w:style w:type="paragraph" w:customStyle="1" w:styleId="CVSubheading">
+    <w:name w:val="CV Subheading"/>
+    <w:basedOn w:val="a1"/>
+    <w:pPr>
+      <w:keepNext/>
+      <w:spacing w:before="70" w:after="30"/>
+    </w:pPr>
+    <w:rPr>
+      <w:b/>
+      <w:i/>
+    </w:rPr>
+  </w:style>
+  <w:style w:type="paragraph" w:customStyle="1" w:styleId="CVDetail">
+    <w:name w:val="CV Detail"/>
+    <w:basedOn w:val="a1"/>
+    <w:pPr>
+      <w:spacing w:after="40"/>
+    </w:pPr>
+  </w:style>
+  <w:style w:type="paragraph" w:customStyle="1" w:styleId="CVBullet">
+    <w:name w:val="CV Bullet"/>
+    <w:basedOn w:val="a1"/>
+    <w:pPr>
+      <w:keepLines/>
+      <w:spacing w:after="50"/>
+      <w:ind w:left="245" w:hanging="202"/>
+    </w:pPr>
+    <w:rPr>
+      <w:sz w:val="18"/>
+    </w:rPr>
+  </w:style>
+  <w:style w:type="paragraph" w:customStyle="1" w:styleId="CVProject">
+    <w:name w:val="CV Project"/>
+    <w:basedOn w:val="a1"/>
+    <w:pPr>
+      <w:keepNext/>
+      <w:spacing w:before="80" w:after="36"/>
+    </w:pPr>
+    <w:rPr>
+      <w:b/>
+    </w:rPr>
+  </w:style>
+  <w:style w:type="paragraph" w:customStyle="1" w:styleId="CVNote">
+    <w:name w:val="CV Note"/>
+    <w:basedOn w:val="a1"/>
+    <w:pPr>
+      <w:spacing w:after="60"/>
+    </w:pPr>
+    <w:rPr>
+      <w:i/>
+      <w:color w:val="4B4B4B"/>
+      <w:sz w:val="17"/>
+    </w:rPr>
   </w:style>
 </w:styles>
 </file>
